--- a/03-peft-framework/experiments/README.docx
+++ b/03-peft-framework/experiments/README.docx
@@ -188,11 +188,39 @@
             <w:r>
               <w:rPr>
                 <w:rFonts w:ascii="Times New Roman" w:hAnsi="Times New Roman" w:eastAsia="宋体"/>
+                <w:b/>
+                <w:i w:val="0"/>
+                <w:sz w:val="20"/>
+              </w:rPr>
+              <w:t>sft / dpo 两行已在单卡 RTX 3080 Ti(12G) + Qwen2.5-0.5B 上实测填好</w:t>
+            </w:r>
+            <w:r>
+              <w:rPr>
+                <w:rFonts w:ascii="Times New Roman" w:hAnsi="Times New Roman" w:eastAsia="宋体"/>
                 <w:b w:val="0"/>
                 <w:i w:val="0"/>
                 <w:sz w:val="20"/>
               </w:rPr>
-              <w:t>空白模板，待实测</w:t>
+              <w:t xml:space="preserve">，配置/日志/奖励曲线见 </w:t>
+            </w:r>
+            <w:r>
+              <w:rPr>
+                <w:rFonts w:ascii="Times New Roman" w:hAnsi="Times New Roman" w:eastAsia="宋体"/>
+                <w:b w:val="0"/>
+                <w:i w:val="0"/>
+                <w:color w:val="1155CC"/>
+                <w:sz w:val="20"/>
+              </w:rPr>
+              <w:t>lign_lab/</w:t>
+            </w:r>
+            <w:r>
+              <w:rPr>
+                <w:rFonts w:ascii="Times New Roman" w:hAnsi="Times New Roman" w:eastAsia="宋体"/>
+                <w:b w:val="0"/>
+                <w:i w:val="0"/>
+                <w:sz w:val="20"/>
+              </w:rPr>
+              <w:t>；ppo/kto/orpo/simpo 未实测、留空</w:t>
             </w:r>
           </w:p>
         </w:tc>
@@ -270,11 +298,39 @@
             <w:r>
               <w:rPr>
                 <w:rFonts w:ascii="Times New Roman" w:hAnsi="Times New Roman" w:eastAsia="宋体"/>
+                <w:b/>
+                <w:i w:val="0"/>
+                <w:sz w:val="20"/>
+              </w:rPr>
+              <w:t>bf16(fp16 同属 16bit) / NF4-4bit 两行已实测</w:t>
+            </w:r>
+            <w:r>
+              <w:rPr>
+                <w:rFonts w:ascii="Times New Roman" w:hAnsi="Times New Roman" w:eastAsia="宋体"/>
                 <w:b w:val="0"/>
                 <w:i w:val="0"/>
                 <w:sz w:val="20"/>
               </w:rPr>
-              <w:t>空白模板，待实测</w:t>
+              <w:t xml:space="preserve">（模型显存/PPL/TTFT/TPOT/吞吐），脚本与日志见 </w:t>
+            </w:r>
+            <w:r>
+              <w:rPr>
+                <w:rFonts w:ascii="Times New Roman" w:hAnsi="Times New Roman" w:eastAsia="宋体"/>
+                <w:b w:val="0"/>
+                <w:i w:val="0"/>
+                <w:color w:val="1155CC"/>
+                <w:sz w:val="20"/>
+              </w:rPr>
+              <w:t>quant_lab/</w:t>
+            </w:r>
+            <w:r>
+              <w:rPr>
+                <w:rFonts w:ascii="Times New Roman" w:hAnsi="Times New Roman" w:eastAsia="宋体"/>
+                <w:b w:val="0"/>
+                <w:i w:val="0"/>
+                <w:sz w:val="20"/>
+              </w:rPr>
+              <w:t>；gptq/awq/vllm_fp16 未实测、留空</w:t>
             </w:r>
           </w:p>
         </w:tc>
@@ -754,7 +810,7 @@
           <w:i w:val="0"/>
           <w:sz w:val="22"/>
         </w:rPr>
-        <w:t xml:space="preserve">下实测填入——这也正是“对照实验”的价值。已实测的三行同样遵循该原则，且每个数字都能在 </w:t>
+        <w:t>下实测填入——这也正是“对照实验”的价值。已实测的各组同样遵循该原则，每个数字都能在对应实验包（</w:t>
       </w:r>
       <w:r>
         <w:rPr>
@@ -764,7 +820,7 @@
           <w:color w:val="B03050"/>
           <w:sz w:val="21"/>
         </w:rPr>
-        <w:t>peft_lab/logs/</w:t>
+        <w:t>peft_lab/</w:t>
       </w:r>
       <w:r>
         <w:rPr>
@@ -773,7 +829,64 @@
           <w:i w:val="0"/>
           <w:sz w:val="22"/>
         </w:rPr>
-        <w:t xml:space="preserve"> 里找到出处。</w:t>
+        <w:t>、</w:t>
+      </w:r>
+      <w:r>
+        <w:rPr>
+          <w:rFonts w:ascii="Consolas" w:hAnsi="Consolas" w:eastAsia="Consolas"/>
+          <w:b w:val="0"/>
+          <w:i w:val="0"/>
+          <w:color w:val="B03050"/>
+          <w:sz w:val="21"/>
+        </w:rPr>
+        <w:t>align_lab/</w:t>
+      </w:r>
+      <w:r>
+        <w:rPr>
+          <w:rFonts w:ascii="Times New Roman" w:hAnsi="Times New Roman" w:eastAsia="宋体"/>
+          <w:b w:val="0"/>
+          <w:i w:val="0"/>
+          <w:sz w:val="22"/>
+        </w:rPr>
+        <w:t>、</w:t>
+      </w:r>
+      <w:r>
+        <w:rPr>
+          <w:rFonts w:ascii="Consolas" w:hAnsi="Consolas" w:eastAsia="Consolas"/>
+          <w:b w:val="0"/>
+          <w:i w:val="0"/>
+          <w:color w:val="B03050"/>
+          <w:sz w:val="21"/>
+        </w:rPr>
+        <w:t>quant_lab/</w:t>
+      </w:r>
+      <w:r>
+        <w:rPr>
+          <w:rFonts w:ascii="Times New Roman" w:hAnsi="Times New Roman" w:eastAsia="宋体"/>
+          <w:b w:val="0"/>
+          <w:i w:val="0"/>
+          <w:sz w:val="22"/>
+        </w:rPr>
+        <w:t xml:space="preserve">）的 </w:t>
+      </w:r>
+      <w:r>
+        <w:rPr>
+          <w:rFonts w:ascii="Consolas" w:hAnsi="Consolas" w:eastAsia="Consolas"/>
+          <w:b w:val="0"/>
+          <w:i w:val="0"/>
+          <w:color w:val="B03050"/>
+          <w:sz w:val="21"/>
+        </w:rPr>
+        <w:t>logs/</w:t>
+      </w:r>
+      <w:r>
+        <w:rPr>
+          <w:rFonts w:ascii="Times New Roman" w:hAnsi="Times New Roman" w:eastAsia="宋体"/>
+          <w:b w:val="0"/>
+          <w:i w:val="0"/>
+          <w:sz w:val="22"/>
+        </w:rPr>
+        <w:t xml:space="preserve"> 或结果 json 里找到出处。</w:t>
       </w:r>
     </w:p>
     <w:p>
@@ -1167,7 +1280,35 @@
           <w:i w:val="0"/>
           <w:sz w:val="22"/>
         </w:rPr>
-        <w:t>；</w:t>
+        <w:t>（</w:t>
+      </w:r>
+      <w:r>
+        <w:rPr>
+          <w:rFonts w:ascii="Times New Roman" w:hAnsi="Times New Roman" w:eastAsia="宋体"/>
+          <w:b/>
+          <w:i w:val="0"/>
+          <w:sz w:val="22"/>
+        </w:rPr>
+        <w:t xml:space="preserve">SFT vs DPO 已给出完整实例，见 </w:t>
+      </w:r>
+      <w:r>
+        <w:rPr>
+          <w:rFonts w:ascii="Consolas" w:hAnsi="Consolas" w:eastAsia="Consolas"/>
+          <w:b/>
+          <w:i w:val="0"/>
+          <w:color w:val="B03050"/>
+          <w:sz w:val="21"/>
+        </w:rPr>
+        <w:t>align_lab/</w:t>
+      </w:r>
+      <w:r>
+        <w:rPr>
+          <w:rFonts w:ascii="Times New Roman" w:hAnsi="Times New Roman" w:eastAsia="宋体"/>
+          <w:b w:val="0"/>
+          <w:i w:val="0"/>
+          <w:sz w:val="22"/>
+        </w:rPr>
+        <w:t>）；</w:t>
       </w:r>
     </w:p>
     <w:p>
@@ -1291,7 +1432,35 @@
           <w:i w:val="0"/>
           <w:sz w:val="22"/>
         </w:rPr>
-        <w:t>。</w:t>
+        <w:t>（</w:t>
+      </w:r>
+      <w:r>
+        <w:rPr>
+          <w:rFonts w:ascii="Times New Roman" w:hAnsi="Times New Roman" w:eastAsia="宋体"/>
+          <w:b/>
+          <w:i w:val="0"/>
+          <w:sz w:val="22"/>
+        </w:rPr>
+        <w:t xml:space="preserve">bf16 vs NF4-4bit 已给出完整实例，见 </w:t>
+      </w:r>
+      <w:r>
+        <w:rPr>
+          <w:rFonts w:ascii="Consolas" w:hAnsi="Consolas" w:eastAsia="Consolas"/>
+          <w:b/>
+          <w:i w:val="0"/>
+          <w:color w:val="B03050"/>
+          <w:sz w:val="21"/>
+        </w:rPr>
+        <w:t>quant_lab/</w:t>
+      </w:r>
+      <w:r>
+        <w:rPr>
+          <w:rFonts w:ascii="Times New Roman" w:hAnsi="Times New Roman" w:eastAsia="宋体"/>
+          <w:b w:val="0"/>
+          <w:i w:val="0"/>
+          <w:sz w:val="22"/>
+        </w:rPr>
+        <w:t>）。</w:t>
       </w:r>
     </w:p>
     <w:p>
@@ -1318,6 +1487,46 @@
           <w:sz w:val="20"/>
         </w:rPr>
         <w:t>peft_lab/</w:t>
+      </w:r>
+      <w:r>
+        <w:rPr>
+          <w:rFonts w:ascii="Times New Roman" w:hAnsi="Times New Roman" w:eastAsia="宋体"/>
+          <w:b w:val="0"/>
+          <w:i w:val="0"/>
+          <w:color w:val="555555"/>
+          <w:sz w:val="21"/>
+        </w:rPr>
+        <w:t>、</w:t>
+      </w:r>
+      <w:r>
+        <w:rPr>
+          <w:rFonts w:ascii="Consolas" w:hAnsi="Consolas" w:eastAsia="Consolas"/>
+          <w:b w:val="0"/>
+          <w:i w:val="0"/>
+          <w:color w:val="B03050"/>
+          <w:sz w:val="20"/>
+        </w:rPr>
+        <w:t>align_lab/</w:t>
+      </w:r>
+      <w:r>
+        <w:rPr>
+          <w:rFonts w:ascii="Times New Roman" w:hAnsi="Times New Roman" w:eastAsia="宋体"/>
+          <w:b w:val="0"/>
+          <w:i w:val="0"/>
+          <w:color w:val="555555"/>
+          <w:sz w:val="21"/>
+        </w:rPr>
+        <w:t>、</w:t>
+      </w:r>
+      <w:r>
+        <w:rPr>
+          <w:rFonts w:ascii="Consolas" w:hAnsi="Consolas" w:eastAsia="Consolas"/>
+          <w:b w:val="0"/>
+          <w:i w:val="0"/>
+          <w:color w:val="B03050"/>
+          <w:sz w:val="20"/>
+        </w:rPr>
+        <w:t>quant_lab/</w:t>
       </w:r>
       <w:r>
         <w:rPr>

--- a/03-peft-framework/experiments/README.docx
+++ b/03-peft-framework/experiments/README.docx
@@ -12,7 +12,7 @@
           <w:rFonts w:ascii="Times New Roman" w:hAnsi="Times New Roman" w:eastAsia="微软雅黑"/>
           <w:b/>
           <w:i w:val="0"/>
-          <w:color w:val="1F3964"/>
+          <w:color w:val="4E7EBA"/>
           <w:sz w:val="40"/>
         </w:rPr>
         <w:t>experiments · 对照实验记录表</w:t>
@@ -28,7 +28,7 @@
           <w:rFonts w:ascii="Times New Roman" w:hAnsi="Times New Roman" w:eastAsia="微软雅黑"/>
           <w:b/>
           <w:i w:val="0"/>
-          <w:color w:val="1F3964"/>
+          <w:color w:val="4E7EBA"/>
           <w:sz w:val="32"/>
         </w:rPr>
         <w:t>实测进度</w:t>
@@ -351,7 +351,7 @@
           <w:rFonts w:ascii="Times New Roman" w:hAnsi="Times New Roman" w:eastAsia="微软雅黑"/>
           <w:b/>
           <w:i w:val="0"/>
-          <w:color w:val="1F3964"/>
+          <w:color w:val="4E7EBA"/>
           <w:sz w:val="32"/>
         </w:rPr>
         <w:t>这些表是什么</w:t>
@@ -757,7 +757,7 @@
           <w:rFonts w:ascii="Times New Roman" w:hAnsi="Times New Roman" w:eastAsia="微软雅黑"/>
           <w:b/>
           <w:i w:val="0"/>
-          <w:color w:val="1F3964"/>
+          <w:color w:val="4E7EBA"/>
           <w:sz w:val="32"/>
         </w:rPr>
         <w:t>为什么大部分格子留空而不是抄“参考数字”</w:t>
@@ -899,7 +899,7 @@
           <w:rFonts w:ascii="Times New Roman" w:hAnsi="Times New Roman" w:eastAsia="微软雅黑"/>
           <w:b/>
           <w:i w:val="0"/>
-          <w:color w:val="1F3964"/>
+          <w:color w:val="4E7EBA"/>
           <w:sz w:val="32"/>
         </w:rPr>
         <w:t>填表方法（保证可比）</w:t>
@@ -1096,7 +1096,7 @@
           <w:rFonts w:ascii="Times New Roman" w:hAnsi="Times New Roman" w:eastAsia="微软雅黑"/>
           <w:b/>
           <w:i w:val="0"/>
-          <w:color w:val="1F3964"/>
+          <w:color w:val="4E7EBA"/>
           <w:sz w:val="32"/>
         </w:rPr>
         <w:t>推荐最小对照路径（配合 configs 模板与 peft_lab 实例）</w:t>
@@ -2002,7 +2002,7 @@
       <w:rFonts w:asciiTheme="majorHAnsi" w:eastAsiaTheme="majorEastAsia" w:hAnsiTheme="majorHAnsi" w:cstheme="majorBidi" w:eastAsia="微软雅黑"/>
       <w:b/>
       <w:bCs/>
-      <w:color w:val="365F91" w:themeColor="accent1" w:themeShade="BF"/>
+      <w:color w:val="4E7EBA"/>
       <w:sz w:val="28"/>
       <w:szCs w:val="28"/>
     </w:rPr>
@@ -2026,7 +2026,7 @@
       <w:rFonts w:asciiTheme="majorHAnsi" w:eastAsiaTheme="majorEastAsia" w:hAnsiTheme="majorHAnsi" w:cstheme="majorBidi" w:eastAsia="微软雅黑"/>
       <w:b/>
       <w:bCs/>
-      <w:color w:val="4F81BD" w:themeColor="accent1"/>
+      <w:color w:val="4E7EBA"/>
       <w:sz w:val="26"/>
       <w:szCs w:val="26"/>
     </w:rPr>
@@ -2050,7 +2050,7 @@
       <w:rFonts w:asciiTheme="majorHAnsi" w:eastAsiaTheme="majorEastAsia" w:hAnsiTheme="majorHAnsi" w:cstheme="majorBidi" w:eastAsia="微软雅黑"/>
       <w:b/>
       <w:bCs/>
-      <w:color w:val="4F81BD" w:themeColor="accent1"/>
+      <w:color w:val="4E7EBA"/>
     </w:rPr>
   </w:style>
   <w:style w:type="paragraph" w:styleId="Heading4">
@@ -2075,7 +2075,7 @@
       <w:bCs/>
       <w:i/>
       <w:iCs/>
-      <w:color w:val="4F81BD" w:themeColor="accent1"/>
+      <w:color w:val="4E7EBA"/>
     </w:rPr>
   </w:style>
   <w:style w:type="paragraph" w:styleId="Heading5">
